--- a/EMPLOYEE MANAGEMENT SYSTEM.docx
+++ b/EMPLOYEE MANAGEMENT SYSTEM.docx
@@ -126,7 +126,7 @@
                     </pic:cNvPicPr>
                   </pic:nvPicPr>
                   <pic:blipFill>
-                    <a:blip r:embed="rId6">
+                    <a:blip r:embed="rId7">
                       <a:extLst>
                         <a:ext uri="{28A0092B-C50C-407E-A947-70E740481C1C}">
                           <a14:useLocalDpi xmlns:a14="http://schemas.microsoft.com/office/drawing/2010/main" val="0"/>
@@ -261,7 +261,7 @@
                     </pic:cNvPicPr>
                   </pic:nvPicPr>
                   <pic:blipFill>
-                    <a:blip r:embed="rId7">
+                    <a:blip r:embed="rId8">
                       <a:extLst>
                         <a:ext uri="{28A0092B-C50C-407E-A947-70E740481C1C}">
                           <a14:useLocalDpi xmlns:a14="http://schemas.microsoft.com/office/drawing/2010/main" val="0"/>
@@ -951,12 +951,6 @@
         <w:gridCol w:w="7060"/>
       </w:tblGrid>
       <w:tr>
-        <w:tblPrEx>
-          <w:tblCellMar>
-            <w:top w:w="0" w:type="dxa"/>
-            <w:bottom w:w="0" w:type="dxa"/>
-          </w:tblCellMar>
-        </w:tblPrEx>
         <w:tc>
           <w:tcPr>
             <w:tcW w:w="2300" w:type="dxa"/>
@@ -1031,12 +1025,6 @@
         </w:tc>
       </w:tr>
       <w:tr>
-        <w:tblPrEx>
-          <w:tblCellMar>
-            <w:top w:w="0" w:type="dxa"/>
-            <w:bottom w:w="0" w:type="dxa"/>
-          </w:tblCellMar>
-        </w:tblPrEx>
         <w:tc>
           <w:tcPr>
             <w:tcW w:w="2300" w:type="dxa"/>
@@ -1138,12 +1126,6 @@
         </w:tc>
       </w:tr>
       <w:tr>
-        <w:tblPrEx>
-          <w:tblCellMar>
-            <w:top w:w="0" w:type="dxa"/>
-            <w:bottom w:w="0" w:type="dxa"/>
-          </w:tblCellMar>
-        </w:tblPrEx>
         <w:tc>
           <w:tcPr>
             <w:tcW w:w="2300" w:type="dxa"/>
@@ -1214,12 +1196,6 @@
         </w:tc>
       </w:tr>
       <w:tr>
-        <w:tblPrEx>
-          <w:tblCellMar>
-            <w:top w:w="0" w:type="dxa"/>
-            <w:bottom w:w="0" w:type="dxa"/>
-          </w:tblCellMar>
-        </w:tblPrEx>
         <w:tc>
           <w:tcPr>
             <w:tcW w:w="2300" w:type="dxa"/>
@@ -1381,12 +1357,6 @@
         </w:tc>
       </w:tr>
       <w:tr>
-        <w:tblPrEx>
-          <w:tblCellMar>
-            <w:top w:w="0" w:type="dxa"/>
-            <w:bottom w:w="0" w:type="dxa"/>
-          </w:tblCellMar>
-        </w:tblPrEx>
         <w:tc>
           <w:tcPr>
             <w:tcW w:w="2300" w:type="dxa"/>
@@ -1497,12 +1467,6 @@
         </w:tc>
       </w:tr>
       <w:tr>
-        <w:tblPrEx>
-          <w:tblCellMar>
-            <w:top w:w="0" w:type="dxa"/>
-            <w:bottom w:w="0" w:type="dxa"/>
-          </w:tblCellMar>
-        </w:tblPrEx>
         <w:tc>
           <w:tcPr>
             <w:tcW w:w="2300" w:type="dxa"/>
@@ -1573,12 +1537,6 @@
         </w:tc>
       </w:tr>
       <w:tr>
-        <w:tblPrEx>
-          <w:tblCellMar>
-            <w:top w:w="0" w:type="dxa"/>
-            <w:bottom w:w="0" w:type="dxa"/>
-          </w:tblCellMar>
-        </w:tblPrEx>
         <w:tc>
           <w:tcPr>
             <w:tcW w:w="2300" w:type="dxa"/>
@@ -1842,12 +1800,6 @@
         <w:gridCol w:w="2560"/>
       </w:tblGrid>
       <w:tr>
-        <w:tblPrEx>
-          <w:tblCellMar>
-            <w:top w:w="0" w:type="dxa"/>
-            <w:bottom w:w="0" w:type="dxa"/>
-          </w:tblCellMar>
-        </w:tblPrEx>
         <w:tc>
           <w:tcPr>
             <w:tcW w:w="2300" w:type="dxa"/>
@@ -1994,12 +1946,6 @@
         </w:tc>
       </w:tr>
       <w:tr>
-        <w:tblPrEx>
-          <w:tblCellMar>
-            <w:top w:w="0" w:type="dxa"/>
-            <w:bottom w:w="0" w:type="dxa"/>
-          </w:tblCellMar>
-        </w:tblPrEx>
         <w:tc>
           <w:tcPr>
             <w:tcW w:w="2300" w:type="dxa"/>
@@ -2142,12 +2088,6 @@
         </w:tc>
       </w:tr>
       <w:tr>
-        <w:tblPrEx>
-          <w:tblCellMar>
-            <w:top w:w="0" w:type="dxa"/>
-            <w:bottom w:w="0" w:type="dxa"/>
-          </w:tblCellMar>
-        </w:tblPrEx>
         <w:tc>
           <w:tcPr>
             <w:tcW w:w="2300" w:type="dxa"/>
@@ -2290,12 +2230,6 @@
         </w:tc>
       </w:tr>
       <w:tr>
-        <w:tblPrEx>
-          <w:tblCellMar>
-            <w:top w:w="0" w:type="dxa"/>
-            <w:bottom w:w="0" w:type="dxa"/>
-          </w:tblCellMar>
-        </w:tblPrEx>
         <w:tc>
           <w:tcPr>
             <w:tcW w:w="2300" w:type="dxa"/>
@@ -2438,12 +2372,6 @@
         </w:tc>
       </w:tr>
       <w:tr>
-        <w:tblPrEx>
-          <w:tblCellMar>
-            <w:top w:w="0" w:type="dxa"/>
-            <w:bottom w:w="0" w:type="dxa"/>
-          </w:tblCellMar>
-        </w:tblPrEx>
         <w:tc>
           <w:tcPr>
             <w:tcW w:w="2300" w:type="dxa"/>
@@ -2586,12 +2514,6 @@
         </w:tc>
       </w:tr>
       <w:tr>
-        <w:tblPrEx>
-          <w:tblCellMar>
-            <w:top w:w="0" w:type="dxa"/>
-            <w:bottom w:w="0" w:type="dxa"/>
-          </w:tblCellMar>
-        </w:tblPrEx>
         <w:tc>
           <w:tcPr>
             <w:tcW w:w="2300" w:type="dxa"/>
@@ -2734,12 +2656,6 @@
         </w:tc>
       </w:tr>
       <w:tr>
-        <w:tblPrEx>
-          <w:tblCellMar>
-            <w:top w:w="0" w:type="dxa"/>
-            <w:bottom w:w="0" w:type="dxa"/>
-          </w:tblCellMar>
-        </w:tblPrEx>
         <w:tc>
           <w:tcPr>
             <w:tcW w:w="2300" w:type="dxa"/>
@@ -3000,6 +2916,26 @@
         <w:lastRenderedPageBreak/>
         <w:t>03 SQL DML — INSERT / UPDATE / DELETE / SELECT</w:t>
       </w:r>
+    </w:p>
+    <w:p>
+      <w:pPr>
+        <w:rPr>
+          <w:rFonts w:asciiTheme="minorBidi" w:hAnsiTheme="minorBidi"/>
+          <w:sz w:val="32"/>
+          <w:szCs w:val="32"/>
+          <w:u w:val="single"/>
+        </w:rPr>
+      </w:pPr>
+    </w:p>
+    <w:p>
+      <w:pPr>
+        <w:rPr>
+          <w:rFonts w:asciiTheme="minorBidi" w:hAnsiTheme="minorBidi"/>
+          <w:sz w:val="32"/>
+          <w:szCs w:val="32"/>
+          <w:u w:val="single"/>
+        </w:rPr>
+      </w:pPr>
     </w:p>
     <w:p>
       <w:pPr>
@@ -3683,6 +3619,7 @@
   <w:style w:type="character" w:default="1" w:styleId="DefaultParagraphFont">
     <w:name w:val="Default Paragraph Font"/>
     <w:uiPriority w:val="1"/>
+    <w:semiHidden/>
     <w:unhideWhenUsed/>
   </w:style>
   <w:style w:type="table" w:default="1" w:styleId="TableNormal">
@@ -4355,4 +4292,16 @@
     </a:ext>
   </a:extLst>
 </a:theme>
+</file>
+
+<file path=customXml/item1.xml><?xml version="1.0" encoding="utf-8"?>
+<b:Sources xmlns:b="http://schemas.openxmlformats.org/officeDocument/2006/bibliography" xmlns="http://schemas.openxmlformats.org/officeDocument/2006/bibliography" SelectedStyle="\APASixthEditionOfficeOnline.xsl" StyleName="APA" Version="6"/>
+</file>
+
+<file path=customXml/itemProps1.xml><?xml version="1.0" encoding="utf-8"?>
+<ds:datastoreItem xmlns:ds="http://schemas.openxmlformats.org/officeDocument/2006/customXml" ds:itemID="{82447657-17F5-47E6-B888-DD75106B390B}">
+  <ds:schemaRefs>
+    <ds:schemaRef ds:uri="http://schemas.openxmlformats.org/officeDocument/2006/bibliography"/>
+  </ds:schemaRefs>
+</ds:datastoreItem>
 </file>